--- a/Tugas 2_IAP_ Image Generator Polling to Telegram.docx
+++ b/Tugas 2_IAP_ Image Generator Polling to Telegram.docx
@@ -622,10 +622,7 @@
       </w:pPr>
       <w:r>
         <w:lastRenderedPageBreak/>
-        <w:t xml:space="preserve">DESKRIPSI TUGAS &amp; </w:t>
-      </w:r>
-      <w:r>
-        <w:t>TUJUAN</w:t>
+        <w:t>DESKRIPSI TUGAS &amp; TUJUAN</w:t>
       </w:r>
     </w:p>
     <w:p>
@@ -1195,7 +1192,7 @@
         </w:rPr>
         <w:lastRenderedPageBreak/>
         <w:pict w14:anchorId="7A72C5E5">
-          <v:rect id="_x0000_i1028" style="width:0;height:1.5pt" o:hralign="center" o:hrstd="t" o:hr="t" fillcolor="#a0a0a0" stroked="f"/>
+          <v:rect id="_x0000_i1025" style="width:0;height:1.5pt" o:hralign="center" o:hrstd="t" o:hr="t" fillcolor="#a0a0a0" stroked="f"/>
         </w:pict>
       </w:r>
     </w:p>
@@ -2779,7 +2776,56 @@
       <w:bookmarkStart w:id="10" w:name="_msulurihcyax" w:colFirst="0" w:colLast="0"/>
       <w:bookmarkEnd w:id="10"/>
       <w:r>
-        <w:t>V. KESIMPULAN</w:t>
+        <w:t>TAUTAN</w:t>
+      </w:r>
+    </w:p>
+    <w:p>
+      <w:pPr>
+        <w:ind w:left="720"/>
+        <w:rPr>
+          <w:rFonts w:ascii="Times New Roman" w:hAnsi="Times New Roman" w:cs="Times New Roman"/>
+        </w:rPr>
+      </w:pPr>
+      <w:r>
+        <w:rPr>
+          <w:rFonts w:ascii="Times New Roman" w:hAnsi="Times New Roman" w:cs="Times New Roman"/>
+        </w:rPr>
+        <w:t xml:space="preserve">Link Code JSON di Github : </w:t>
+      </w:r>
+      <w:hyperlink r:id="rId22" w:history="1">
+        <w:r>
+          <w:rPr>
+            <w:rStyle w:val="Hyperlink"/>
+            <w:rFonts w:ascii="Times New Roman" w:hAnsi="Times New Roman" w:cs="Times New Roman"/>
+          </w:rPr>
+          <w:t>https://github.com/Riansyah96/NFA_Implementasi-AI-Pemasaran/blob/main/Pertemuan-1_tugas2_image_generator_telegram.json</w:t>
+        </w:r>
+      </w:hyperlink>
+      <w:r>
+        <w:rPr>
+          <w:rFonts w:ascii="Times New Roman" w:hAnsi="Times New Roman" w:cs="Times New Roman"/>
+        </w:rPr>
+        <w:t xml:space="preserve"> </w:t>
+      </w:r>
+    </w:p>
+    <w:p>
+      <w:pPr>
+        <w:pStyle w:val="Heading1"/>
+        <w:numPr>
+          <w:ilvl w:val="0"/>
+          <w:numId w:val="0"/>
+        </w:numPr>
+        <w:ind w:left="10"/>
+      </w:pPr>
+      <w:bookmarkStart w:id="11" w:name="_GoBack"/>
+      <w:bookmarkEnd w:id="11"/>
+    </w:p>
+    <w:p>
+      <w:pPr>
+        <w:pStyle w:val="Heading1"/>
+      </w:pPr>
+      <w:r>
+        <w:t>KESIMPULAN</w:t>
       </w:r>
     </w:p>
     <w:p>
@@ -2806,7 +2852,6 @@
           <w:rFonts w:ascii="Times New Roman" w:hAnsi="Times New Roman" w:cs="Times New Roman"/>
         </w:rPr>
       </w:pPr>
-      <w:bookmarkStart w:id="11" w:name="_GoBack"/>
       <w:r>
         <w:rPr>
           <w:rFonts w:ascii="Times New Roman" w:hAnsi="Times New Roman" w:cs="Times New Roman"/>
@@ -2886,7 +2931,6 @@
         <w:t>Telegram Node sukses mengirimkan file gambar hasil generate langsung ke pengguna.Response Format: File (Binary Data disimpan di data)</w:t>
       </w:r>
     </w:p>
-    <w:bookmarkEnd w:id="11"/>
     <w:p>
       <w:pPr>
         <w:spacing w:after="0" w:line="276" w:lineRule="auto"/>
@@ -10632,7 +10676,7 @@
 </file>
 
 <file path=customXml/itemProps1.xml><?xml version="1.0" encoding="utf-8"?>
-<ds:datastoreItem xmlns:ds="http://schemas.openxmlformats.org/officeDocument/2006/customXml" ds:itemID="{37E1BB72-5FC4-4B2C-BDB5-A784833EC89F}">
+<ds:datastoreItem xmlns:ds="http://schemas.openxmlformats.org/officeDocument/2006/customXml" ds:itemID="{17D88DFC-71E9-4880-A0E9-1C08F5989B38}">
   <ds:schemaRefs>
     <ds:schemaRef ds:uri="http://schemas.openxmlformats.org/officeDocument/2006/bibliography"/>
   </ds:schemaRefs>
